--- a/Protas_Maria_LeadDeveloper_2026_EN_Detailed.docx
+++ b/Protas_Maria_LeadDeveloper_2026_EN_Detailed.docx
@@ -444,7 +444,7 @@
                 <w:b/>
                 <w:bCs/>
               </w:rPr>
-              <w:t xml:space="preserve">9 engineers</w:t>
+              <w:t xml:space="preserve">11 engineers</w:t>
             </w:r>
           </w:p>
         </w:tc>
@@ -532,7 +532,7 @@
         <w:t xml:space="preserve"> </w:t>
       </w:r>
       <w:r>
-        <w:t xml:space="preserve">with 7+ years of commercial experience, currently leading a team of nine. I still write code every day — leadership was added to the engineering work, not substituted for it.</w:t>
+        <w:t xml:space="preserve">with 7+ years of commercial experience, currently leading a team of eleven. I still write code every day — leadership was added to the engineering work, not substituted for it.</w:t>
       </w:r>
     </w:p>
     <w:p>
@@ -1430,7 +1430,7 @@
           <w:b/>
           <w:bCs/>
         </w:rPr>
-        <w:t xml:space="preserve">Led a team of 9+ engineers</w:t>
+        <w:t xml:space="preserve">Led a team of 11 engineers</w:t>
       </w:r>
       <w:r>
         <w:t xml:space="preserve">: task decomposition, code review, mentoring, 1-on-1s, hiring</w:t>

--- a/Protas_Maria_LeadDeveloper_2026_EN_Detailed.docx
+++ b/Protas_Maria_LeadDeveloper_2026_EN_Detailed.docx
@@ -532,7 +532,7 @@
         <w:t xml:space="preserve"> </w:t>
       </w:r>
       <w:r>
-        <w:t xml:space="preserve">with 7+ years of commercial experience, currently leading a team of eleven. I still write code every day — leadership was added to the engineering work, not substituted for it.</w:t>
+        <w:t xml:space="preserve">with 7+ years of commercial experience, currently leading a team of 11 engineers. I still write code every day — leadership was added to the engineering work, not substituted for it.</w:t>
       </w:r>
     </w:p>
     <w:p>

--- a/Protas_Maria_LeadDeveloper_2026_EN_Detailed.docx
+++ b/Protas_Maria_LeadDeveloper_2026_EN_Detailed.docx
@@ -595,6 +595,33 @@
           <w:b/>
           <w:bCs/>
         </w:rPr>
+        <w:t xml:space="preserve">SDET side</w:t>
+      </w:r>
+      <w:r>
+        <w:t xml:space="preserve">: I build test infrastructure myself and treat it as code — fixtures and data factories, integration tests on testcontainers, stubs for external APIs, OpenAPI contract checks, Playwright UI automation, parallel runs and reports in CI. Quality is not a role standing next to development but a property of the pipeline: until the suite runs on every merge,</w:t>
+      </w:r>
+      <w:r>
+        <w:t xml:space="preserve"> </w:t>
+      </w:r>
+      <w:r>
+        <w:t xml:space="preserve">“done”</w:t>
+      </w:r>
+      <w:r>
+        <w:t xml:space="preserve"> </w:t>
+      </w:r>
+      <w:r>
+        <w:t xml:space="preserve">has not happened.</w:t>
+      </w:r>
+    </w:p>
+    <w:p>
+      <w:pPr>
+        <w:pStyle w:val="BodyText"/>
+      </w:pPr>
+      <w:r>
+        <w:rPr>
+          <w:b/>
+          <w:bCs/>
+        </w:rPr>
         <w:t xml:space="preserve">ML and deep learning</w:t>
       </w:r>
       <w:r>
@@ -619,7 +646,7 @@
           <w:b/>
           <w:bCs/>
         </w:rPr>
-        <w:t xml:space="preserve">Lead Developer · Team Lead · Senior Backend (Python / Go) · Senior Full-Stack · ML Engineer</w:t>
+        <w:t xml:space="preserve">Lead Developer · Team Lead · Senior Backend (Python / Go) · Senior Full-Stack · SDET / Test Automation · ML Engineer</w:t>
       </w:r>
     </w:p>
     <w:p>
@@ -885,13 +912,13 @@
       </w:r>
     </w:p>
     <w:bookmarkEnd w:id="35"/>
-    <w:bookmarkStart w:id="36" w:name="qa-and-code-quality"/>
+    <w:bookmarkStart w:id="36" w:name="qa-sdet-and-code-quality"/>
     <w:p>
       <w:pPr>
         <w:pStyle w:val="Heading3"/>
       </w:pPr>
       <w:r>
-        <w:t xml:space="preserve">QA and code quality</w:t>
+        <w:t xml:space="preserve">QA / SDET and code quality</w:t>
       </w:r>
     </w:p>
     <w:p>
@@ -902,7 +929,7 @@
         <w:rPr>
           <w:rStyle w:val="VerbatimChar"/>
         </w:rPr>
-        <w:t xml:space="preserve">pytest            ●●●●●  unit · parametrisation · fixtures · mocks · coverage</w:t>
+        <w:t xml:space="preserve">pytest            ●●●●●  unit · parametrisation · fixtures · mocks · coverage (pytest-cov)</w:t>
       </w:r>
       <w:r>
         <w:br/>
@@ -911,7 +938,7 @@
         <w:rPr>
           <w:rStyle w:val="VerbatimChar"/>
         </w:rPr>
-        <w:t xml:space="preserve">Integration       ●●●●○  testcontainers · test databases · API contract tests</w:t>
+        <w:t xml:space="preserve">pytest ecosystem  ●●●●○  pytest-asyncio · pytest-mock · pytest-xdist (parallel runs) · Allure reports</w:t>
       </w:r>
       <w:r>
         <w:br/>
@@ -920,7 +947,43 @@
         <w:rPr>
           <w:rStyle w:val="VerbatimChar"/>
         </w:rPr>
+        <w:t xml:space="preserve">Integration       ●●●●○  testcontainers · test databases · WireMock and external-API stubs</w:t>
+      </w:r>
+      <w:r>
+        <w:br/>
+      </w:r>
+      <w:r>
+        <w:rPr>
+          <w:rStyle w:val="VerbatimChar"/>
+        </w:rPr>
+        <w:t xml:space="preserve">API contracts     ●●●●○  OpenAPI contract testing · schemathesis · Postman / Newman</w:t>
+      </w:r>
+      <w:r>
+        <w:br/>
+      </w:r>
+      <w:r>
+        <w:rPr>
+          <w:rStyle w:val="VerbatimChar"/>
+        </w:rPr>
         <w:t xml:space="preserve">UI automation     ●●●●○  Playwright · Jest / Vitest</w:t>
+      </w:r>
+      <w:r>
+        <w:br/>
+      </w:r>
+      <w:r>
+        <w:rPr>
+          <w:rStyle w:val="VerbatimChar"/>
+        </w:rPr>
+        <w:t xml:space="preserve">Test data         ●●●○○  Faker · factory-boy · hypothesis (property-based)</w:t>
+      </w:r>
+      <w:r>
+        <w:br/>
+      </w:r>
+      <w:r>
+        <w:rPr>
+          <w:rStyle w:val="VerbatimChar"/>
+        </w:rPr>
+        <w:t xml:space="preserve">Load testing      ●●●○○  Locust · k6 — load profiles, finding bottlenecks</w:t>
       </w:r>
       <w:r>
         <w:br/>
@@ -1392,23 +1455,20 @@
         </w:numPr>
       </w:pPr>
       <w:r>
-        <w:t xml:space="preserve">📈</w:t>
-      </w:r>
-      <w:r>
-        <w:t xml:space="preserve"> </w:t>
-      </w:r>
-      <w:r>
-        <w:rPr>
-          <w:b/>
-          <w:bCs/>
-        </w:rPr>
-        <w:t xml:space="preserve">Cut response time of business-critical APIs by 40%</w:t>
-      </w:r>
-      <w:r>
-        <w:t xml:space="preserve"> </w:t>
-      </w:r>
-      <w:r>
-        <w:t xml:space="preserve">by rewriting query plans and adding covering indexes in PostgreSQL</w:t>
+        <w:t xml:space="preserve">🧪</w:t>
+      </w:r>
+      <w:r>
+        <w:t xml:space="preserve"> </w:t>
+      </w:r>
+      <w:r>
+        <w:rPr>
+          <w:b/>
+          <w:bCs/>
+        </w:rPr>
+        <w:t xml:space="preserve">Built the platform’s test infrastructure (SDET)</w:t>
+      </w:r>
+      <w:r>
+        <w:t xml:space="preserve">: a layer of fixtures and data factories (Faker, factory-boy), dependencies spun up in testcontainers, stubs for external APIs, OpenAPI contract checks (schemathesis), parallel runs (pytest-xdist) and Allure reports in GitLab CI; Locust load profiles for business-critical endpoints before rollout</w:t>
       </w:r>
     </w:p>
     <w:p>
@@ -1420,20 +1480,23 @@
         </w:numPr>
       </w:pPr>
       <w:r>
-        <w:t xml:space="preserve">👥</w:t>
-      </w:r>
-      <w:r>
-        <w:t xml:space="preserve"> </w:t>
-      </w:r>
-      <w:r>
-        <w:rPr>
-          <w:b/>
-          <w:bCs/>
-        </w:rPr>
-        <w:t xml:space="preserve">Led a team of 11 engineers</w:t>
-      </w:r>
-      <w:r>
-        <w:t xml:space="preserve">: task decomposition, code review, mentoring, 1-on-1s, hiring</w:t>
+        <w:t xml:space="preserve">📈</w:t>
+      </w:r>
+      <w:r>
+        <w:t xml:space="preserve"> </w:t>
+      </w:r>
+      <w:r>
+        <w:rPr>
+          <w:b/>
+          <w:bCs/>
+        </w:rPr>
+        <w:t xml:space="preserve">Cut response time of business-critical APIs by 40%</w:t>
+      </w:r>
+      <w:r>
+        <w:t xml:space="preserve"> </w:t>
+      </w:r>
+      <w:r>
+        <w:t xml:space="preserve">by rewriting query plans and adding covering indexes in PostgreSQL</w:t>
       </w:r>
     </w:p>
     <w:p>
@@ -1445,23 +1508,20 @@
         </w:numPr>
       </w:pPr>
       <w:r>
-        <w:t xml:space="preserve">🤖</w:t>
-      </w:r>
-      <w:r>
-        <w:t xml:space="preserve"> </w:t>
-      </w:r>
-      <w:r>
-        <w:rPr>
-          <w:b/>
-          <w:bCs/>
-        </w:rPr>
-        <w:t xml:space="preserve">Integrated LLMs</w:t>
-      </w:r>
-      <w:r>
-        <w:t xml:space="preserve"> </w:t>
-      </w:r>
-      <w:r>
-        <w:t xml:space="preserve">(OpenAI / Anthropic Claude API, RAG, function calling) into internal services</w:t>
+        <w:t xml:space="preserve">👥</w:t>
+      </w:r>
+      <w:r>
+        <w:t xml:space="preserve"> </w:t>
+      </w:r>
+      <w:r>
+        <w:rPr>
+          <w:b/>
+          <w:bCs/>
+        </w:rPr>
+        <w:t xml:space="preserve">Led a team of 11 engineers</w:t>
+      </w:r>
+      <w:r>
+        <w:t xml:space="preserve">: task decomposition, code review, mentoring, 1-on-1s, hiring</w:t>
       </w:r>
     </w:p>
     <w:p>
@@ -1473,20 +1533,23 @@
         </w:numPr>
       </w:pPr>
       <w:r>
-        <w:t xml:space="preserve">🧠</w:t>
-      </w:r>
-      <w:r>
-        <w:t xml:space="preserve"> </w:t>
-      </w:r>
-      <w:r>
-        <w:rPr>
-          <w:b/>
-          <w:bCs/>
-        </w:rPr>
-        <w:t xml:space="preserve">Owned ML and MLOps on platform data</w:t>
-      </w:r>
-      <w:r>
-        <w:t xml:space="preserve">: forecasting and classification models (PyTorch 2.x, scikit-learn 1.5+), hyperparameter search, model versioning and serving in production, quality monitoring after each rollout</w:t>
+        <w:t xml:space="preserve">🤖</w:t>
+      </w:r>
+      <w:r>
+        <w:t xml:space="preserve"> </w:t>
+      </w:r>
+      <w:r>
+        <w:rPr>
+          <w:b/>
+          <w:bCs/>
+        </w:rPr>
+        <w:t xml:space="preserve">Integrated LLMs</w:t>
+      </w:r>
+      <w:r>
+        <w:t xml:space="preserve"> </w:t>
+      </w:r>
+      <w:r>
+        <w:t xml:space="preserve">(OpenAI / Anthropic Claude API, RAG, function calling) into internal services</w:t>
       </w:r>
     </w:p>
     <w:p>
@@ -1498,20 +1561,20 @@
         </w:numPr>
       </w:pPr>
       <w:r>
-        <w:t xml:space="preserve">🛡</w:t>
-      </w:r>
-      <w:r>
-        <w:t xml:space="preserve"> </w:t>
-      </w:r>
-      <w:r>
-        <w:rPr>
-          <w:b/>
-          <w:bCs/>
-        </w:rPr>
-        <w:t xml:space="preserve">Ran the SRE side</w:t>
-      </w:r>
-      <w:r>
-        <w:t xml:space="preserve">: SLA/SLO for critical services, Grafana/Prometheus alerting, incident reviews and postmortems, scheduled on-call; Kubernetes 1.30+, GitLab CI</w:t>
+        <w:t xml:space="preserve">🧠</w:t>
+      </w:r>
+      <w:r>
+        <w:t xml:space="preserve"> </w:t>
+      </w:r>
+      <w:r>
+        <w:rPr>
+          <w:b/>
+          <w:bCs/>
+        </w:rPr>
+        <w:t xml:space="preserve">Owned ML and MLOps on platform data</w:t>
+      </w:r>
+      <w:r>
+        <w:t xml:space="preserve">: forecasting and classification models (PyTorch 2.x, scikit-learn 1.5+), hyperparameter search, model versioning and serving in production, quality monitoring after each rollout</w:t>
       </w:r>
     </w:p>
     <w:p>
@@ -1523,6 +1586,31 @@
         </w:numPr>
       </w:pPr>
       <w:r>
+        <w:t xml:space="preserve">🛡</w:t>
+      </w:r>
+      <w:r>
+        <w:t xml:space="preserve"> </w:t>
+      </w:r>
+      <w:r>
+        <w:rPr>
+          <w:b/>
+          <w:bCs/>
+        </w:rPr>
+        <w:t xml:space="preserve">Ran the SRE side</w:t>
+      </w:r>
+      <w:r>
+        <w:t xml:space="preserve">: SLA/SLO for critical services, Grafana/Prometheus alerting, incident reviews and postmortems, scheduled on-call; Kubernetes 1.30+, GitLab CI</w:t>
+      </w:r>
+    </w:p>
+    <w:p>
+      <w:pPr>
+        <w:pStyle w:val="Compact"/>
+        <w:numPr>
+          <w:ilvl w:val="0"/>
+          <w:numId w:val="1001"/>
+        </w:numPr>
+      </w:pPr>
+      <w:r>
         <w:t xml:space="preserve">🔗</w:t>
       </w:r>
       <w:r>
@@ -1953,10 +2041,10 @@
           <w:b/>
           <w:bCs/>
         </w:rPr>
-        <w:t xml:space="preserve">Covered the stack with tests</w:t>
-      </w:r>
-      <w:r>
-        <w:t xml:space="preserve">: pytest on the backend, Jest on the frontend; code review, Scrum</w:t>
+        <w:t xml:space="preserve">Automated regression across the stack</w:t>
+      </w:r>
+      <w:r>
+        <w:t xml:space="preserve">: pytest on the backend, Jest on the frontend, Playwright UI scenarios, all running on every merge in GitLab CI; code review, Scrum</w:t>
       </w:r>
     </w:p>
     <w:p>
@@ -2293,13 +2381,13 @@
           <w:b/>
           <w:bCs/>
         </w:rPr>
-        <w:t xml:space="preserve">Automated QA</w:t>
-      </w:r>
-      <w:r>
-        <w:t xml:space="preserve"> </w:t>
-      </w:r>
-      <w:r>
-        <w:t xml:space="preserve">(pytest, unittest) and monitoring in Grafana / Prometheus</w:t>
+        <w:t xml:space="preserve">Automated testing of the analysis tooling</w:t>
+      </w:r>
+      <w:r>
+        <w:t xml:space="preserve"> </w:t>
+      </w:r>
+      <w:r>
+        <w:t xml:space="preserve">(pytest, unittest): regression suites over real datasets, checks that model metrics stayed stable between runs; monitoring in Grafana / Prometheus</w:t>
       </w:r>
     </w:p>
     <w:p>
@@ -3761,7 +3849,7 @@
         <w:t xml:space="preserve"> </w:t>
       </w:r>
       <w:r>
-        <w:t xml:space="preserve">Lead Developer / Team Lead · Senior Backend (Python / Go) · Senior Full-Stack · Senior Frontend (React / Vue)</w:t>
+        <w:t xml:space="preserve">Lead Developer / Team Lead · Senior Backend (Python / Go) · Senior Full-Stack · SDET / Senior QA Automation · Senior Frontend (React / Vue)</w:t>
       </w:r>
     </w:p>
     <w:p>

--- a/Protas_Maria_LeadDeveloper_2026_EN_Detailed.docx
+++ b/Protas_Maria_LeadDeveloper_2026_EN_Detailed.docx
@@ -2293,6 +2293,34 @@
         </w:numPr>
       </w:pPr>
       <w:r>
+        <w:t xml:space="preserve">⚡</w:t>
+      </w:r>
+      <w:r>
+        <w:t xml:space="preserve"> </w:t>
+      </w:r>
+      <w:r>
+        <w:rPr>
+          <w:b/>
+          <w:bCs/>
+        </w:rPr>
+        <w:t xml:space="preserve">Built inference services and internal APIs on FastAPI</w:t>
+      </w:r>
+      <w:r>
+        <w:t xml:space="preserve"> </w:t>
+      </w:r>
+      <w:r>
+        <w:t xml:space="preserve">(from 2019): async prediction endpoints, Pydantic request validation, wired into the training pipelines</w:t>
+      </w:r>
+    </w:p>
+    <w:p>
+      <w:pPr>
+        <w:pStyle w:val="Compact"/>
+        <w:numPr>
+          <w:ilvl w:val="0"/>
+          <w:numId w:val="1003"/>
+        </w:numPr>
+      </w:pPr>
+      <w:r>
         <w:t xml:space="preserve">🔬</w:t>
       </w:r>
       <w:r>
@@ -2309,7 +2337,7 @@
         <w:t xml:space="preserve"> </w:t>
       </w:r>
       <w:r>
-        <w:t xml:space="preserve">for software and hardware performance analysis: Python 3.6–3.9 (Django 2.0–4.0) with React 16 and D3.js</w:t>
+        <w:t xml:space="preserve">for software and hardware performance analysis: Python 3.6–3.9 (Django 2.0–4.0, FastAPI 0.4x–0.7x) with React 16 and D3.js</w:t>
       </w:r>
     </w:p>
     <w:p>

--- a/Protas_Maria_LeadDeveloper_2026_EN_Detailed.docx
+++ b/Protas_Maria_LeadDeveloper_2026_EN_Detailed.docx
@@ -7,7 +7,7 @@
         <w:pStyle w:val="FirstParagraph"/>
       </w:pPr>
     </w:p>
-    <w:bookmarkStart w:id="56" w:name="maria-protas"/>
+    <w:bookmarkStart w:id="60" w:name="maria-protas"/>
     <w:p>
       <w:pPr>
         <w:pStyle w:val="Heading1"/>
@@ -16,7 +16,7 @@
         <w:t xml:space="preserve">Maria Protas</w:t>
       </w:r>
     </w:p>
-    <w:bookmarkStart w:id="29" w:name="X4de928e0317dc808200898d296fedb2f4177caa"/>
+    <w:bookmarkStart w:id="33" w:name="X4de928e0317dc808200898d296fedb2f4177caa"/>
     <w:p>
       <w:pPr>
         <w:pStyle w:val="Heading2"/>
@@ -145,14 +145,14 @@
         <w:r>
           <w:drawing>
             <wp:inline>
-              <wp:extent cx="1362075" cy="190500"/>
+              <wp:extent cx="1295400" cy="190500"/>
               <wp:effectExtent b="0" l="0" r="0" t="0"/>
-              <wp:docPr descr="Email" title="" id="18" name="Picture"/>
+              <wp:docPr descr="LinkedIn" title="" id="18" name="Picture"/>
               <a:graphic>
                 <a:graphicData uri="http://schemas.openxmlformats.org/drawingml/2006/picture">
                   <pic:pic>
                     <pic:nvPicPr>
-                      <pic:cNvPr descr="https://img.shields.io/badge/Email-i@mprotas.ru-D14836?style=flat&amp;logo=gmail" id="19" name="Picture"/>
+                      <pic:cNvPr descr="https://img.shields.io/badge/LinkedIn-Maria%20Protas-0A66C2?style=flat&amp;logo=linkedin" id="19" name="Picture"/>
                       <pic:cNvPicPr>
                         <a:picLocks noChangeArrowheads="1" noChangeAspect="1"/>
                       </pic:cNvPicPr>
@@ -165,6 +165,62 @@
                           </a:ext>
                           <a:ext uri="{96DAC541-7B7A-43D3-8B79-37D633B846F1}">
                             <asvg:svgBlip xmlns:asvg="http://schemas.microsoft.com/office/drawing/2016/SVG/main" r:embed="rId17"/>
+                          </a:ext>
+                        </a:extLst>
+                      </a:blip>
+                      <a:stretch>
+                        <a:fillRect/>
+                      </a:stretch>
+                    </pic:blipFill>
+                    <pic:spPr bwMode="auto">
+                      <a:xfrm>
+                        <a:off x="0" y="0"/>
+                        <a:ext cx="1295400" cy="190500"/>
+                      </a:xfrm>
+                      <a:prstGeom prst="rect">
+                        <a:avLst/>
+                      </a:prstGeom>
+                      <a:noFill/>
+                      <a:ln w="9525">
+                        <a:noFill/>
+                        <a:headEnd/>
+                        <a:tailEnd/>
+                      </a:ln>
+                    </pic:spPr>
+                  </pic:pic>
+                </a:graphicData>
+              </a:graphic>
+            </wp:inline>
+          </w:drawing>
+        </w:r>
+      </w:hyperlink>
+      <w:r>
+        <w:t xml:space="preserve"> </w:t>
+      </w:r>
+      <w:hyperlink r:id="rId24">
+        <w:r>
+          <w:drawing>
+            <wp:inline>
+              <wp:extent cx="1362075" cy="190500"/>
+              <wp:effectExtent b="0" l="0" r="0" t="0"/>
+              <wp:docPr descr="Email" title="" id="22" name="Picture"/>
+              <a:graphic>
+                <a:graphicData uri="http://schemas.openxmlformats.org/drawingml/2006/picture">
+                  <pic:pic>
+                    <pic:nvPicPr>
+                      <pic:cNvPr descr="https://img.shields.io/badge/Email-i@mprotas.ru-D14836?style=flat&amp;logo=gmail" id="23" name="Picture"/>
+                      <pic:cNvPicPr>
+                        <a:picLocks noChangeArrowheads="1" noChangeAspect="1"/>
+                      </pic:cNvPicPr>
+                    </pic:nvPicPr>
+                    <pic:blipFill>
+                      <a:blip>
+                        <a:extLst>
+                          <a:ext uri="{28A0092B-C50C-407E-A947-70E740481C1C}">
+                            <a14:useLocalDpi xmlns:a14="http://schemas.microsoft.com/office/drawing/2010/main" val="0"/>
+                          </a:ext>
+                          <a:ext uri="{96DAC541-7B7A-43D3-8B79-37D633B846F1}">
+                            <asvg:svgBlip xmlns:asvg="http://schemas.microsoft.com/office/drawing/2016/SVG/main" r:embed="rId21"/>
                           </a:ext>
                         </a:extLst>
                       </a:blip>
@@ -197,18 +253,18 @@
       <w:r>
         <w:t xml:space="preserve"> </w:t>
       </w:r>
-      <w:hyperlink r:id="rId24">
+      <w:hyperlink r:id="rId28">
         <w:r>
           <w:drawing>
             <wp:inline>
               <wp:extent cx="2124075" cy="190500"/>
               <wp:effectExtent b="0" l="0" r="0" t="0"/>
-              <wp:docPr descr="Location" title="" id="22" name="Picture"/>
+              <wp:docPr descr="Location" title="" id="26" name="Picture"/>
               <a:graphic>
                 <a:graphicData uri="http://schemas.openxmlformats.org/drawingml/2006/picture">
                   <pic:pic>
                     <pic:nvPicPr>
-                      <pic:cNvPr descr="https://img.shields.io/badge/Location-Nizhny%20Novgorod%2C%20Russia-4285F4?style=flat&amp;logo=google-maps" id="23" name="Picture"/>
+                      <pic:cNvPr descr="https://img.shields.io/badge/Location-Nizhny%20Novgorod%2C%20Russia-4285F4?style=flat&amp;logo=google-maps" id="27" name="Picture"/>
                       <pic:cNvPicPr>
                         <a:picLocks noChangeArrowheads="1" noChangeAspect="1"/>
                       </pic:cNvPicPr>
@@ -220,7 +276,7 @@
                             <a14:useLocalDpi xmlns:a14="http://schemas.microsoft.com/office/drawing/2010/main" val="0"/>
                           </a:ext>
                           <a:ext uri="{96DAC541-7B7A-43D3-8B79-37D633B846F1}">
-                            <asvg:svgBlip xmlns:asvg="http://schemas.microsoft.com/office/drawing/2016/SVG/main" r:embed="rId21"/>
+                            <asvg:svgBlip xmlns:asvg="http://schemas.microsoft.com/office/drawing/2016/SVG/main" r:embed="rId25"/>
                           </a:ext>
                         </a:extLst>
                       </a:blip>
@@ -253,18 +309,18 @@
       <w:r>
         <w:t xml:space="preserve"> </w:t>
       </w:r>
-      <w:hyperlink r:id="rId28">
+      <w:hyperlink r:id="rId32">
         <w:r>
           <w:drawing>
             <wp:inline>
               <wp:extent cx="1676400" cy="190500"/>
               <wp:effectExtent b="0" l="0" r="0" t="0"/>
-              <wp:docPr descr="Remote" title="" id="26" name="Picture"/>
+              <wp:docPr descr="Remote" title="" id="30" name="Picture"/>
               <a:graphic>
                 <a:graphicData uri="http://schemas.openxmlformats.org/drawingml/2006/picture">
                   <pic:pic>
                     <pic:nvPicPr>
-                      <pic:cNvPr descr="https://img.shields.io/badge/Open%20to-Remote%20%2F%20Relocation-34D399?style=flat" id="27" name="Picture"/>
+                      <pic:cNvPr descr="https://img.shields.io/badge/Open%20to-Remote%20%2F%20Relocation-34D399?style=flat" id="31" name="Picture"/>
                       <pic:cNvPicPr>
                         <a:picLocks noChangeArrowheads="1" noChangeAspect="1"/>
                       </pic:cNvPicPr>
@@ -276,7 +332,7 @@
                             <a14:useLocalDpi xmlns:a14="http://schemas.microsoft.com/office/drawing/2010/main" val="0"/>
                           </a:ext>
                           <a:ext uri="{96DAC541-7B7A-43D3-8B79-37D633B846F1}">
-                            <asvg:svgBlip xmlns:asvg="http://schemas.microsoft.com/office/drawing/2016/SVG/main" r:embed="rId25"/>
+                            <asvg:svgBlip xmlns:asvg="http://schemas.microsoft.com/office/drawing/2016/SVG/main" r:embed="rId29"/>
                           </a:ext>
                         </a:extLst>
                       </a:blip>
@@ -314,8 +370,8 @@
         </w:pict>
       </w:r>
     </w:p>
-    <w:bookmarkEnd w:id="29"/>
-    <w:bookmarkStart w:id="30" w:name="at-a-glance"/>
+    <w:bookmarkEnd w:id="33"/>
+    <w:bookmarkStart w:id="34" w:name="at-a-glance"/>
     <w:p>
       <w:pPr>
         <w:pStyle w:val="Heading2"/>
@@ -507,8 +563,8 @@
         </w:pict>
       </w:r>
     </w:p>
-    <w:bookmarkEnd w:id="30"/>
-    <w:bookmarkStart w:id="31" w:name="profile"/>
+    <w:bookmarkEnd w:id="34"/>
+    <w:bookmarkStart w:id="35" w:name="profile"/>
     <w:p>
       <w:pPr>
         <w:pStyle w:val="Heading2"/>
@@ -656,8 +712,8 @@
         </w:pict>
       </w:r>
     </w:p>
-    <w:bookmarkEnd w:id="31"/>
-    <w:bookmarkStart w:id="40" w:name="tech-stack"/>
+    <w:bookmarkEnd w:id="35"/>
+    <w:bookmarkStart w:id="44" w:name="tech-stack"/>
     <w:p>
       <w:pPr>
         <w:pStyle w:val="Heading2"/>
@@ -666,7 +722,7 @@
         <w:t xml:space="preserve">🛠 Tech stack</w:t>
       </w:r>
     </w:p>
-    <w:bookmarkStart w:id="32" w:name="backend"/>
+    <w:bookmarkStart w:id="36" w:name="backend"/>
     <w:p>
       <w:pPr>
         <w:pStyle w:val="Heading3"/>
@@ -767,8 +823,8 @@
         <w:t xml:space="preserve">Rust              ●●○○○  side projects and CLI tools (~2 years): ownership, tokio, serde, cargo</w:t>
       </w:r>
     </w:p>
-    <w:bookmarkEnd w:id="32"/>
-    <w:bookmarkStart w:id="33" w:name="frontend"/>
+    <w:bookmarkEnd w:id="36"/>
+    <w:bookmarkStart w:id="37" w:name="frontend"/>
     <w:p>
       <w:pPr>
         <w:pStyle w:val="Heading3"/>
@@ -833,8 +889,8 @@
         <w:t xml:space="preserve">React Native      ●●○○○  Expo · mobile screens over a shared API (side projects)</w:t>
       </w:r>
     </w:p>
-    <w:bookmarkEnd w:id="33"/>
-    <w:bookmarkStart w:id="34" w:name="databases"/>
+    <w:bookmarkEnd w:id="37"/>
+    <w:bookmarkStart w:id="38" w:name="databases"/>
     <w:p>
       <w:pPr>
         <w:pStyle w:val="Heading3"/>
@@ -872,8 +928,8 @@
         <w:t xml:space="preserve">Redis             ●●●●○  caching · pub/sub · task queues · distributed locks</w:t>
       </w:r>
     </w:p>
-    <w:bookmarkEnd w:id="34"/>
-    <w:bookmarkStart w:id="35" w:name="system-design"/>
+    <w:bookmarkEnd w:id="38"/>
+    <w:bookmarkStart w:id="39" w:name="system-design"/>
     <w:p>
       <w:pPr>
         <w:pStyle w:val="Heading3"/>
@@ -911,8 +967,8 @@
         <w:t xml:space="preserve">Scalability       ●●●○○  caching · connection pooling · profiling bottlenecks</w:t>
       </w:r>
     </w:p>
-    <w:bookmarkEnd w:id="35"/>
-    <w:bookmarkStart w:id="36" w:name="qa-sdet-and-code-quality"/>
+    <w:bookmarkEnd w:id="39"/>
+    <w:bookmarkStart w:id="40" w:name="qa-sdet-and-code-quality"/>
     <w:p>
       <w:pPr>
         <w:pStyle w:val="Heading3"/>
@@ -995,8 +1051,8 @@
         <w:t xml:space="preserve">Process           ●●●●●  code review · CI quality gate · Ruff · MyPy · basedpyright (strict) · pre-commit</w:t>
       </w:r>
     </w:p>
-    <w:bookmarkEnd w:id="36"/>
-    <w:bookmarkStart w:id="37" w:name="devops-and-infrastructure"/>
+    <w:bookmarkEnd w:id="40"/>
+    <w:bookmarkStart w:id="41" w:name="devops-and-infrastructure"/>
     <w:p>
       <w:pPr>
         <w:pStyle w:val="Heading3"/>
@@ -1043,8 +1099,8 @@
         <w:t xml:space="preserve">Observability     ●●●●○  Grafana · Prometheus · ELK · structured logging</w:t>
       </w:r>
     </w:p>
-    <w:bookmarkEnd w:id="37"/>
-    <w:bookmarkStart w:id="38" w:name="sre"/>
+    <w:bookmarkEnd w:id="41"/>
+    <w:bookmarkStart w:id="42" w:name="sre"/>
     <w:p>
       <w:pPr>
         <w:pStyle w:val="Heading3"/>
@@ -1091,8 +1147,8 @@
         <w:t xml:space="preserve">SRE practices     ●●●●○  SLA/SLO · scheduled on-call · incident reviews and postmortems</w:t>
       </w:r>
     </w:p>
-    <w:bookmarkEnd w:id="38"/>
-    <w:bookmarkStart w:id="39" w:name="ai-ml"/>
+    <w:bookmarkEnd w:id="42"/>
+    <w:bookmarkStart w:id="43" w:name="ai-ml"/>
     <w:p>
       <w:pPr>
         <w:pStyle w:val="Heading3"/>
@@ -1229,9 +1285,9 @@
         </w:pict>
       </w:r>
     </w:p>
-    <w:bookmarkEnd w:id="39"/>
-    <w:bookmarkEnd w:id="40"/>
-    <w:bookmarkStart w:id="44" w:name="experience"/>
+    <w:bookmarkEnd w:id="43"/>
+    <w:bookmarkEnd w:id="44"/>
+    <w:bookmarkStart w:id="48" w:name="experience"/>
     <w:p>
       <w:pPr>
         <w:pStyle w:val="Heading2"/>
@@ -1240,7 +1296,7 @@
         <w:t xml:space="preserve">💼 Experience</w:t>
       </w:r>
     </w:p>
-    <w:bookmarkStart w:id="41" w:name="Xd47384a88e1c848468ee83feb14c1c7609a5a8f"/>
+    <w:bookmarkStart w:id="45" w:name="Xd47384a88e1c848468ee83feb14c1c7609a5a8f"/>
     <w:p>
       <w:pPr>
         <w:pStyle w:val="Heading3"/>
@@ -1791,8 +1847,8 @@
         <w:t xml:space="preserve">scikit-learn</w:t>
       </w:r>
     </w:p>
-    <w:bookmarkEnd w:id="41"/>
-    <w:bookmarkStart w:id="42" w:name="yadro-senior-full-stack-developer"/>
+    <w:bookmarkEnd w:id="45"/>
+    <w:bookmarkStart w:id="46" w:name="yadro-senior-full-stack-developer"/>
     <w:p>
       <w:pPr>
         <w:pStyle w:val="Heading3"/>
@@ -2193,8 +2249,8 @@
         <w:t xml:space="preserve">scikit-learn</w:t>
       </w:r>
     </w:p>
-    <w:bookmarkEnd w:id="42"/>
-    <w:bookmarkStart w:id="43" w:name="Xdcbb57661e5c843b17d50110cfa10e9f4b021cf"/>
+    <w:bookmarkEnd w:id="46"/>
+    <w:bookmarkStart w:id="47" w:name="Xdcbb57661e5c843b17d50110cfa10e9f4b021cf"/>
     <w:p>
       <w:pPr>
         <w:pStyle w:val="Heading3"/>
@@ -2553,9 +2609,9 @@
         </w:pict>
       </w:r>
     </w:p>
-    <w:bookmarkEnd w:id="43"/>
-    <w:bookmarkEnd w:id="44"/>
-    <w:bookmarkStart w:id="51" w:name="side-projects"/>
+    <w:bookmarkEnd w:id="47"/>
+    <w:bookmarkEnd w:id="48"/>
+    <w:bookmarkStart w:id="55" w:name="side-projects"/>
     <w:p>
       <w:pPr>
         <w:pStyle w:val="Heading2"/>
@@ -2572,7 +2628,7 @@
         <w:t xml:space="preserve">Side projects running in production — there I own the whole system: data model, architecture, deployment, monitoring and recovery from failures.</w:t>
       </w:r>
     </w:p>
-    <w:bookmarkStart w:id="45" w:name="Xad47311378ac1c582c02247fe7fb3bf6818eba2"/>
+    <w:bookmarkStart w:id="49" w:name="Xad47311378ac1c582c02247fe7fb3bf6818eba2"/>
     <w:p>
       <w:pPr>
         <w:pStyle w:val="Heading3"/>
@@ -2743,8 +2799,8 @@
         <w:t xml:space="preserve">GitHub Actions</w:t>
       </w:r>
     </w:p>
-    <w:bookmarkEnd w:id="45"/>
-    <w:bookmarkStart w:id="46" w:name="X1efc20d3a5a1ddbfa6effe0f694b8b7562308a9"/>
+    <w:bookmarkEnd w:id="49"/>
+    <w:bookmarkStart w:id="50" w:name="X1efc20d3a5a1ddbfa6effe0f694b8b7562308a9"/>
     <w:p>
       <w:pPr>
         <w:pStyle w:val="Heading3"/>
@@ -2938,8 +2994,8 @@
         <w:t xml:space="preserve">GitHub Actions</w:t>
       </w:r>
     </w:p>
-    <w:bookmarkEnd w:id="46"/>
-    <w:bookmarkStart w:id="47" w:name="Xd062acc01e6a1bfa575332b338429705a3c1a0a"/>
+    <w:bookmarkEnd w:id="50"/>
+    <w:bookmarkStart w:id="51" w:name="Xd062acc01e6a1bfa575332b338429705a3c1a0a"/>
     <w:p>
       <w:pPr>
         <w:pStyle w:val="Heading3"/>
@@ -3168,8 +3224,8 @@
         <w:t xml:space="preserve">pytest</w:t>
       </w:r>
     </w:p>
-    <w:bookmarkEnd w:id="47"/>
-    <w:bookmarkStart w:id="48" w:name="Xe83c32aa52ea0d77ed930d162fbce4029d79009"/>
+    <w:bookmarkEnd w:id="51"/>
+    <w:bookmarkStart w:id="52" w:name="Xe83c32aa52ea0d77ed930d162fbce4029d79009"/>
     <w:p>
       <w:pPr>
         <w:pStyle w:val="Heading3"/>
@@ -3292,8 +3348,8 @@
         <w:t xml:space="preserve">aiogram</w:t>
       </w:r>
     </w:p>
-    <w:bookmarkEnd w:id="48"/>
-    <w:bookmarkStart w:id="49" w:name="X702b219c25d2ec173f5e14ce8928c9da5d67ca9"/>
+    <w:bookmarkEnd w:id="52"/>
+    <w:bookmarkStart w:id="53" w:name="X702b219c25d2ec173f5e14ce8928c9da5d67ca9"/>
     <w:p>
       <w:pPr>
         <w:pStyle w:val="Heading3"/>
@@ -3438,8 +3494,8 @@
         <w:t xml:space="preserve">pytest</w:t>
       </w:r>
     </w:p>
-    <w:bookmarkEnd w:id="49"/>
-    <w:bookmarkStart w:id="50" w:name="X3be2470ed92aee69244a233f1faa8d8f4debbcb"/>
+    <w:bookmarkEnd w:id="53"/>
+    <w:bookmarkStart w:id="54" w:name="X3be2470ed92aee69244a233f1faa8d8f4debbcb"/>
     <w:p>
       <w:pPr>
         <w:pStyle w:val="Heading3"/>
@@ -3550,9 +3606,9 @@
         </w:pict>
       </w:r>
     </w:p>
-    <w:bookmarkEnd w:id="50"/>
-    <w:bookmarkEnd w:id="51"/>
-    <w:bookmarkStart w:id="52" w:name="education"/>
+    <w:bookmarkEnd w:id="54"/>
+    <w:bookmarkEnd w:id="55"/>
+    <w:bookmarkStart w:id="56" w:name="education"/>
     <w:p>
       <w:pPr>
         <w:pStyle w:val="Heading2"/>
@@ -3743,8 +3799,8 @@
         </w:pict>
       </w:r>
     </w:p>
-    <w:bookmarkEnd w:id="52"/>
-    <w:bookmarkStart w:id="53" w:name="languages"/>
+    <w:bookmarkEnd w:id="56"/>
+    <w:bookmarkStart w:id="57" w:name="languages"/>
     <w:p>
       <w:pPr>
         <w:pStyle w:val="Heading2"/>
@@ -3816,8 +3872,8 @@
         </w:pict>
       </w:r>
     </w:p>
-    <w:bookmarkEnd w:id="53"/>
-    <w:bookmarkStart w:id="54" w:name="additional"/>
+    <w:bookmarkEnd w:id="57"/>
+    <w:bookmarkStart w:id="58" w:name="additional"/>
     <w:p>
       <w:pPr>
         <w:pStyle w:val="Heading2"/>
@@ -3887,8 +3943,8 @@
         </w:pict>
       </w:r>
     </w:p>
-    <w:bookmarkEnd w:id="54"/>
-    <w:bookmarkStart w:id="55" w:name="contact"/>
+    <w:bookmarkEnd w:id="58"/>
+    <w:bookmarkStart w:id="59" w:name="contact"/>
     <w:p>
       <w:pPr>
         <w:pStyle w:val="Heading2"/>
@@ -3930,7 +3986,7 @@
             <w:pPr>
               <w:pStyle w:val="Compact"/>
             </w:pPr>
-            <w:hyperlink r:id="rId20">
+            <w:hyperlink r:id="rId24">
               <w:r>
                 <w:rPr>
                   <w:rStyle w:val="Hyperlink"/>
@@ -4055,8 +4111,8 @@
         <w:t xml:space="preserve">Updated: August 2026</w:t>
       </w:r>
     </w:p>
-    <w:bookmarkEnd w:id="55"/>
-    <w:bookmarkEnd w:id="56"/>
+    <w:bookmarkEnd w:id="59"/>
+    <w:bookmarkEnd w:id="60"/>
     <w:sectPr>
       <w:footnotePr>
         <w:numRestart w:val="eachSect"/>
